--- a/Assignment_.docx
+++ b/Assignment_.docx
@@ -1,6 +1,6 @@
 
 <file path=word/document.xml><?xml version="1.0" encoding="utf-8"?>
-<w:document xmlns:wpc="http://schemas.microsoft.com/office/word/2010/wordprocessingCanvas" xmlns:cx="http://schemas.microsoft.com/office/drawing/2014/chartex" xmlns:cx1="http://schemas.microsoft.com/office/drawing/2015/9/8/chartex" xmlns:cx2="http://schemas.microsoft.com/office/drawing/2015/10/21/chartex" xmlns:cx3="http://schemas.microsoft.com/office/drawing/2016/5/9/chartex" xmlns:cx4="http://schemas.microsoft.com/office/drawing/2016/5/10/chartex" xmlns:cx5="http://schemas.microsoft.com/office/drawing/2016/5/11/chartex" xmlns:cx6="http://schemas.microsoft.com/office/drawing/2016/5/12/chartex" xmlns:cx7="http://schemas.microsoft.com/office/drawing/2016/5/13/chartex" xmlns:cx8="http://schemas.microsoft.com/office/drawing/2016/5/14/chartex" xmlns:mc="http://schemas.openxmlformats.org/markup-compatibility/2006" xmlns:aink="http://schemas.microsoft.com/office/drawing/2016/ink" xmlns:am3d="http://schemas.microsoft.com/office/drawing/2017/model3d" xmlns:o="urn:schemas-microsoft-com:office:office" xmlns:oel="http://schemas.microsoft.com/office/2019/extlst" xmlns:r="http://schemas.openxmlformats.org/officeDocument/2006/relationships" xmlns:m="http://schemas.openxmlformats.org/officeDocument/2006/math" xmlns:v="urn:schemas-microsoft-com:vml" xmlns:wp14="http://schemas.microsoft.com/office/word/2010/wordprocessingDrawing" xmlns:wp="http://schemas.openxmlformats.org/drawingml/2006/wordprocessingDrawing" xmlns:w10="urn:schemas-microsoft-com:office:word" xmlns:w="http://schemas.openxmlformats.org/wordprocessingml/2006/main" xmlns:w14="http://schemas.microsoft.com/office/word/2010/wordml" xmlns:w15="http://schemas.microsoft.com/office/word/2012/wordml" xmlns:w16cex="http://schemas.microsoft.com/office/word/2018/wordml/cex" xmlns:w16cid="http://schemas.microsoft.com/office/word/2016/wordml/cid" xmlns:w16="http://schemas.microsoft.com/office/word/2018/wordml" xmlns:w16sdtdh="http://schemas.microsoft.com/office/word/2020/wordml/sdtdatahash" xmlns:w16se="http://schemas.microsoft.com/office/word/2015/wordml/symex" xmlns:wpg="http://schemas.microsoft.com/office/word/2010/wordprocessingGroup" xmlns:wpi="http://schemas.microsoft.com/office/word/2010/wordprocessingInk" xmlns:wne="http://schemas.microsoft.com/office/word/2006/wordml" xmlns:wps="http://schemas.microsoft.com/office/word/2010/wordprocessingShape" mc:Ignorable="w14 w15 w16se w16cid w16 w16cex w16sdtdh wp14">
+<w:document xmlns:wpc="http://schemas.microsoft.com/office/word/2010/wordprocessingCanvas" xmlns:cx="http://schemas.microsoft.com/office/drawing/2014/chartex" xmlns:cx1="http://schemas.microsoft.com/office/drawing/2015/9/8/chartex" xmlns:cx2="http://schemas.microsoft.com/office/drawing/2015/10/21/chartex" xmlns:cx3="http://schemas.microsoft.com/office/drawing/2016/5/9/chartex" xmlns:cx4="http://schemas.microsoft.com/office/drawing/2016/5/10/chartex" xmlns:cx5="http://schemas.microsoft.com/office/drawing/2016/5/11/chartex" xmlns:cx6="http://schemas.microsoft.com/office/drawing/2016/5/12/chartex" xmlns:cx7="http://schemas.microsoft.com/office/drawing/2016/5/13/chartex" xmlns:cx8="http://schemas.microsoft.com/office/drawing/2016/5/14/chartex" xmlns:mc="http://schemas.openxmlformats.org/markup-compatibility/2006" xmlns:aink="http://schemas.microsoft.com/office/drawing/2016/ink" xmlns:am3d="http://schemas.microsoft.com/office/drawing/2017/model3d" xmlns:o="urn:schemas-microsoft-com:office:office" xmlns:oel="http://schemas.microsoft.com/office/2019/extlst" xmlns:r="http://schemas.openxmlformats.org/officeDocument/2006/relationships" xmlns:m="http://schemas.openxmlformats.org/officeDocument/2006/math" xmlns:v="urn:schemas-microsoft-com:vml" xmlns:wp14="http://schemas.microsoft.com/office/word/2010/wordprocessingDrawing" xmlns:wp="http://schemas.openxmlformats.org/drawingml/2006/wordprocessingDrawing" xmlns:w10="urn:schemas-microsoft-com:office:word" xmlns:w="http://schemas.openxmlformats.org/wordprocessingml/2006/main" xmlns:w14="http://schemas.microsoft.com/office/word/2010/wordml" xmlns:w15="http://schemas.microsoft.com/office/word/2012/wordml" xmlns:w16cex="http://schemas.microsoft.com/office/word/2018/wordml/cex" xmlns:w16cid="http://schemas.microsoft.com/office/word/2016/wordml/cid" xmlns:w16="http://schemas.microsoft.com/office/word/2018/wordml" xmlns:w16du="http://schemas.microsoft.com/office/word/2023/wordml/word16du" xmlns:w16sdtdh="http://schemas.microsoft.com/office/word/2020/wordml/sdtdatahash" xmlns:w16sdtfl="http://schemas.microsoft.com/office/word/2024/wordml/sdtformatlock" xmlns:w16se="http://schemas.microsoft.com/office/word/2015/wordml/symex" xmlns:wpg="http://schemas.microsoft.com/office/word/2010/wordprocessingGroup" xmlns:wpi="http://schemas.microsoft.com/office/word/2010/wordprocessingInk" xmlns:wne="http://schemas.microsoft.com/office/word/2006/wordml" xmlns:wps="http://schemas.microsoft.com/office/word/2010/wordprocessingShape" mc:Ignorable="w14 w15 w16se w16cid w16 w16cex w16sdtdh w16sdtfl w16du wp14">
   <w:body>
     <w:p>
       <w:pPr>
@@ -588,7 +588,21 @@
         <w:rPr>
           <w:rFonts w:ascii="Bookman Old Style" w:eastAsia="Bookman Old Style" w:hAnsi="Bookman Old Style" w:cs="Bookman Old Style"/>
         </w:rPr>
-        <w:t>Can only trigger in mid air.</w:t>
+        <w:t xml:space="preserve">Can only trigger in </w:t>
+      </w:r>
+      <w:proofErr w:type="spellStart"/>
+      <w:r>
+        <w:rPr>
+          <w:rFonts w:ascii="Bookman Old Style" w:eastAsia="Bookman Old Style" w:hAnsi="Bookman Old Style" w:cs="Bookman Old Style"/>
+        </w:rPr>
+        <w:t>mid air</w:t>
+      </w:r>
+      <w:proofErr w:type="spellEnd"/>
+      <w:r>
+        <w:rPr>
+          <w:rFonts w:ascii="Bookman Old Style" w:eastAsia="Bookman Old Style" w:hAnsi="Bookman Old Style" w:cs="Bookman Old Style"/>
+        </w:rPr>
+        <w:t>.</w:t>
       </w:r>
     </w:p>
     <w:p>
@@ -1932,18 +1946,35 @@
           <w:rFonts w:ascii="Bookman Old Style" w:eastAsia="Bookman Old Style" w:hAnsi="Bookman Old Style" w:cs="Bookman Old Style"/>
         </w:rPr>
       </w:pPr>
-      <w:r>
-        <w:rPr>
-          <w:rFonts w:ascii="Bookman Old Style" w:eastAsia="Bookman Old Style" w:hAnsi="Bookman Old Style" w:cs="Bookman Old Style"/>
-        </w:rPr>
-        <w:t xml:space="preserve">Github link : </w:t>
-      </w:r>
+      <w:proofErr w:type="spellStart"/>
+      <w:r>
+        <w:rPr>
+          <w:rFonts w:ascii="Bookman Old Style" w:eastAsia="Bookman Old Style" w:hAnsi="Bookman Old Style" w:cs="Bookman Old Style"/>
+        </w:rPr>
+        <w:t>Github</w:t>
+      </w:r>
+      <w:proofErr w:type="spellEnd"/>
+      <w:r>
+        <w:rPr>
+          <w:rFonts w:ascii="Bookman Old Style" w:eastAsia="Bookman Old Style" w:hAnsi="Bookman Old Style" w:cs="Bookman Old Style"/>
+        </w:rPr>
+        <w:t xml:space="preserve"> link : </w:t>
+      </w:r>
+      <w:hyperlink r:id="rId5" w:history="1">
+        <w:r>
+          <w:rPr>
+            <w:rStyle w:val="Hyperlink"/>
+            <w:rFonts w:ascii="Bookman Old Style" w:eastAsia="Bookman Old Style" w:hAnsi="Bookman Old Style" w:cs="Bookman Old Style"/>
+          </w:rPr>
+          <w:t>https://github.com/daiyan03samin/420_541_Assignement_2026.git</w:t>
+        </w:r>
+      </w:hyperlink>
       <w:r>
         <w:rPr>
           <w:rFonts w:ascii="Bookman Old Style" w:eastAsia="Bookman Old Style" w:hAnsi="Bookman Old Style" w:cs="Bookman Old Style"/>
           <w:u w:val="single"/>
         </w:rPr>
-        <w:t>https://github.com/daiyan03samin/420_541_Assignement_2026.git</w:t>
+        <w:t xml:space="preserve"> </w:t>
       </w:r>
     </w:p>
     <w:p>
@@ -1960,7 +1991,21 @@
         <w:rPr>
           <w:rFonts w:ascii="Bookman Old Style" w:eastAsia="Bookman Old Style" w:hAnsi="Bookman Old Style" w:cs="Bookman Old Style"/>
         </w:rPr>
-        <w:t>Submit your changes on Github.</w:t>
+        <w:t xml:space="preserve">Submit your changes on </w:t>
+      </w:r>
+      <w:proofErr w:type="spellStart"/>
+      <w:r>
+        <w:rPr>
+          <w:rFonts w:ascii="Bookman Old Style" w:eastAsia="Bookman Old Style" w:hAnsi="Bookman Old Style" w:cs="Bookman Old Style"/>
+        </w:rPr>
+        <w:t>Github</w:t>
+      </w:r>
+      <w:proofErr w:type="spellEnd"/>
+      <w:r>
+        <w:rPr>
+          <w:rFonts w:ascii="Bookman Old Style" w:eastAsia="Bookman Old Style" w:hAnsi="Bookman Old Style" w:cs="Bookman Old Style"/>
+        </w:rPr>
+        <w:t>.</w:t>
       </w:r>
     </w:p>
     <w:p>
@@ -2011,7 +2056,21 @@
         <w:rPr>
           <w:rFonts w:ascii="Bookman Old Style" w:eastAsia="Bookman Old Style" w:hAnsi="Bookman Old Style" w:cs="Bookman Old Style"/>
         </w:rPr>
-        <w:t>Zip the Assets folder of your Assignement with this document added in the folder</w:t>
+        <w:t xml:space="preserve">Zip the Assets folder of your </w:t>
+      </w:r>
+      <w:proofErr w:type="spellStart"/>
+      <w:r>
+        <w:rPr>
+          <w:rFonts w:ascii="Bookman Old Style" w:eastAsia="Bookman Old Style" w:hAnsi="Bookman Old Style" w:cs="Bookman Old Style"/>
+        </w:rPr>
+        <w:t>Assignement</w:t>
+      </w:r>
+      <w:proofErr w:type="spellEnd"/>
+      <w:r>
+        <w:rPr>
+          <w:rFonts w:ascii="Bookman Old Style" w:eastAsia="Bookman Old Style" w:hAnsi="Bookman Old Style" w:cs="Bookman Old Style"/>
+        </w:rPr>
+        <w:t xml:space="preserve"> with this document added in the folder</w:t>
       </w:r>
     </w:p>
     <w:p>
@@ -2028,7 +2087,21 @@
         <w:rPr>
           <w:rFonts w:ascii="Bookman Old Style" w:eastAsia="Bookman Old Style" w:hAnsi="Bookman Old Style" w:cs="Bookman Old Style"/>
         </w:rPr>
-        <w:t>Submit the Zipped Assets folder trought LEA.</w:t>
+        <w:t xml:space="preserve">Submit the Zipped Assets folder </w:t>
+      </w:r>
+      <w:proofErr w:type="spellStart"/>
+      <w:r>
+        <w:rPr>
+          <w:rFonts w:ascii="Bookman Old Style" w:eastAsia="Bookman Old Style" w:hAnsi="Bookman Old Style" w:cs="Bookman Old Style"/>
+        </w:rPr>
+        <w:t>trought</w:t>
+      </w:r>
+      <w:proofErr w:type="spellEnd"/>
+      <w:r>
+        <w:rPr>
+          <w:rFonts w:ascii="Bookman Old Style" w:eastAsia="Bookman Old Style" w:hAnsi="Bookman Old Style" w:cs="Bookman Old Style"/>
+        </w:rPr>
+        <w:t xml:space="preserve"> LEA.</w:t>
       </w:r>
     </w:p>
     <w:p>
@@ -3038,7 +3111,21 @@
               <w:rPr>
                 <w:rFonts w:ascii="Bookman Old Style" w:eastAsia="Bookman Old Style" w:hAnsi="Bookman Old Style" w:cs="Bookman Old Style"/>
               </w:rPr>
-              <w:t>, Singleton for Game Manager, AnimationController used correctly. Code quality</w:t>
+              <w:t xml:space="preserve">, Singleton for Game Manager, </w:t>
+            </w:r>
+            <w:proofErr w:type="spellStart"/>
+            <w:r>
+              <w:rPr>
+                <w:rFonts w:ascii="Bookman Old Style" w:eastAsia="Bookman Old Style" w:hAnsi="Bookman Old Style" w:cs="Bookman Old Style"/>
+              </w:rPr>
+              <w:t>AnimationController</w:t>
+            </w:r>
+            <w:proofErr w:type="spellEnd"/>
+            <w:r>
+              <w:rPr>
+                <w:rFonts w:ascii="Bookman Old Style" w:eastAsia="Bookman Old Style" w:hAnsi="Bookman Old Style" w:cs="Bookman Old Style"/>
+              </w:rPr>
+              <w:t xml:space="preserve"> used correctly. Code quality</w:t>
             </w:r>
           </w:p>
           <w:p>
@@ -3266,7 +3353,7 @@
 </file>
 
 <file path=word/numbering.xml><?xml version="1.0" encoding="utf-8"?>
-<w:numbering xmlns:wpc="http://schemas.microsoft.com/office/word/2010/wordprocessingCanvas" xmlns:cx="http://schemas.microsoft.com/office/drawing/2014/chartex" xmlns:cx1="http://schemas.microsoft.com/office/drawing/2015/9/8/chartex" xmlns:cx2="http://schemas.microsoft.com/office/drawing/2015/10/21/chartex" xmlns:cx3="http://schemas.microsoft.com/office/drawing/2016/5/9/chartex" xmlns:cx4="http://schemas.microsoft.com/office/drawing/2016/5/10/chartex" xmlns:cx5="http://schemas.microsoft.com/office/drawing/2016/5/11/chartex" xmlns:cx6="http://schemas.microsoft.com/office/drawing/2016/5/12/chartex" xmlns:cx7="http://schemas.microsoft.com/office/drawing/2016/5/13/chartex" xmlns:cx8="http://schemas.microsoft.com/office/drawing/2016/5/14/chartex" xmlns:mc="http://schemas.openxmlformats.org/markup-compatibility/2006" xmlns:aink="http://schemas.microsoft.com/office/drawing/2016/ink" xmlns:am3d="http://schemas.microsoft.com/office/drawing/2017/model3d" xmlns:o="urn:schemas-microsoft-com:office:office" xmlns:oel="http://schemas.microsoft.com/office/2019/extlst" xmlns:r="http://schemas.openxmlformats.org/officeDocument/2006/relationships" xmlns:m="http://schemas.openxmlformats.org/officeDocument/2006/math" xmlns:v="urn:schemas-microsoft-com:vml" xmlns:wp14="http://schemas.microsoft.com/office/word/2010/wordprocessingDrawing" xmlns:wp="http://schemas.openxmlformats.org/drawingml/2006/wordprocessingDrawing" xmlns:w10="urn:schemas-microsoft-com:office:word" xmlns:w="http://schemas.openxmlformats.org/wordprocessingml/2006/main" xmlns:w14="http://schemas.microsoft.com/office/word/2010/wordml" xmlns:w15="http://schemas.microsoft.com/office/word/2012/wordml" xmlns:w16cex="http://schemas.microsoft.com/office/word/2018/wordml/cex" xmlns:w16cid="http://schemas.microsoft.com/office/word/2016/wordml/cid" xmlns:w16="http://schemas.microsoft.com/office/word/2018/wordml" xmlns:w16sdtdh="http://schemas.microsoft.com/office/word/2020/wordml/sdtdatahash" xmlns:w16se="http://schemas.microsoft.com/office/word/2015/wordml/symex" xmlns:wpg="http://schemas.microsoft.com/office/word/2010/wordprocessingGroup" xmlns:wpi="http://schemas.microsoft.com/office/word/2010/wordprocessingInk" xmlns:wne="http://schemas.microsoft.com/office/word/2006/wordml" xmlns:wps="http://schemas.microsoft.com/office/word/2010/wordprocessingShape" mc:Ignorable="w14 w15 w16se w16cid w16 w16cex w16sdtdh wp14">
+<w:numbering xmlns:wpc="http://schemas.microsoft.com/office/word/2010/wordprocessingCanvas" xmlns:cx="http://schemas.microsoft.com/office/drawing/2014/chartex" xmlns:cx1="http://schemas.microsoft.com/office/drawing/2015/9/8/chartex" xmlns:cx2="http://schemas.microsoft.com/office/drawing/2015/10/21/chartex" xmlns:cx3="http://schemas.microsoft.com/office/drawing/2016/5/9/chartex" xmlns:cx4="http://schemas.microsoft.com/office/drawing/2016/5/10/chartex" xmlns:cx5="http://schemas.microsoft.com/office/drawing/2016/5/11/chartex" xmlns:cx6="http://schemas.microsoft.com/office/drawing/2016/5/12/chartex" xmlns:cx7="http://schemas.microsoft.com/office/drawing/2016/5/13/chartex" xmlns:cx8="http://schemas.microsoft.com/office/drawing/2016/5/14/chartex" xmlns:mc="http://schemas.openxmlformats.org/markup-compatibility/2006" xmlns:aink="http://schemas.microsoft.com/office/drawing/2016/ink" xmlns:am3d="http://schemas.microsoft.com/office/drawing/2017/model3d" xmlns:o="urn:schemas-microsoft-com:office:office" xmlns:oel="http://schemas.microsoft.com/office/2019/extlst" xmlns:r="http://schemas.openxmlformats.org/officeDocument/2006/relationships" xmlns:m="http://schemas.openxmlformats.org/officeDocument/2006/math" xmlns:v="urn:schemas-microsoft-com:vml" xmlns:wp14="http://schemas.microsoft.com/office/word/2010/wordprocessingDrawing" xmlns:wp="http://schemas.openxmlformats.org/drawingml/2006/wordprocessingDrawing" xmlns:w10="urn:schemas-microsoft-com:office:word" xmlns:w="http://schemas.openxmlformats.org/wordprocessingml/2006/main" xmlns:w14="http://schemas.microsoft.com/office/word/2010/wordml" xmlns:w15="http://schemas.microsoft.com/office/word/2012/wordml" xmlns:w16cex="http://schemas.microsoft.com/office/word/2018/wordml/cex" xmlns:w16cid="http://schemas.microsoft.com/office/word/2016/wordml/cid" xmlns:w16="http://schemas.microsoft.com/office/word/2018/wordml" xmlns:w16du="http://schemas.microsoft.com/office/word/2023/wordml/word16du" xmlns:w16sdtdh="http://schemas.microsoft.com/office/word/2020/wordml/sdtdatahash" xmlns:w16sdtfl="http://schemas.microsoft.com/office/word/2024/wordml/sdtformatlock" xmlns:w16se="http://schemas.microsoft.com/office/word/2015/wordml/symex" xmlns:wpg="http://schemas.microsoft.com/office/word/2010/wordprocessingGroup" xmlns:wpi="http://schemas.microsoft.com/office/word/2010/wordprocessingInk" xmlns:wne="http://schemas.microsoft.com/office/word/2006/wordml" xmlns:wps="http://schemas.microsoft.com/office/word/2010/wordprocessingShape" mc:Ignorable="w14 w15 w16se w16cid w16 w16cex w16sdtdh w16sdtfl w16du wp14">
   <w:abstractNum w:abstractNumId="0" w15:restartNumberingAfterBreak="0">
     <w:nsid w:val="246E4D44"/>
     <w:multiLevelType w:val="multilevel"/>
@@ -3851,7 +3938,7 @@
 </file>
 
 <file path=word/styles.xml><?xml version="1.0" encoding="utf-8"?>
-<w:styles xmlns:mc="http://schemas.openxmlformats.org/markup-compatibility/2006" xmlns:r="http://schemas.openxmlformats.org/officeDocument/2006/relationships" xmlns:w="http://schemas.openxmlformats.org/wordprocessingml/2006/main" xmlns:w14="http://schemas.microsoft.com/office/word/2010/wordml" xmlns:w15="http://schemas.microsoft.com/office/word/2012/wordml" xmlns:w16cex="http://schemas.microsoft.com/office/word/2018/wordml/cex" xmlns:w16cid="http://schemas.microsoft.com/office/word/2016/wordml/cid" xmlns:w16="http://schemas.microsoft.com/office/word/2018/wordml" xmlns:w16sdtdh="http://schemas.microsoft.com/office/word/2020/wordml/sdtdatahash" xmlns:w16se="http://schemas.microsoft.com/office/word/2015/wordml/symex" mc:Ignorable="w14 w15 w16se w16cid w16 w16cex w16sdtdh">
+<w:styles xmlns:mc="http://schemas.openxmlformats.org/markup-compatibility/2006" xmlns:r="http://schemas.openxmlformats.org/officeDocument/2006/relationships" xmlns:w="http://schemas.openxmlformats.org/wordprocessingml/2006/main" xmlns:w14="http://schemas.microsoft.com/office/word/2010/wordml" xmlns:w15="http://schemas.microsoft.com/office/word/2012/wordml" xmlns:w16cex="http://schemas.microsoft.com/office/word/2018/wordml/cex" xmlns:w16cid="http://schemas.microsoft.com/office/word/2016/wordml/cid" xmlns:w16="http://schemas.microsoft.com/office/word/2018/wordml" xmlns:w16du="http://schemas.microsoft.com/office/word/2023/wordml/word16du" xmlns:w16sdtdh="http://schemas.microsoft.com/office/word/2020/wordml/sdtdatahash" xmlns:w16sdtfl="http://schemas.microsoft.com/office/word/2024/wordml/sdtformatlock" xmlns:w16se="http://schemas.microsoft.com/office/word/2015/wordml/symex" mc:Ignorable="w14 w15 w16se w16cid w16 w16cex w16sdtdh w16sdtfl w16du">
   <w:docDefaults>
     <w:rPrDefault>
       <w:rPr>
@@ -4440,6 +4527,29 @@
       <w:tblStyleColBandSize w:val="1"/>
     </w:tblPr>
   </w:style>
+  <w:style w:type="character" w:styleId="Hyperlink">
+    <w:name w:val="Hyperlink"/>
+    <w:basedOn w:val="DefaultParagraphFont"/>
+    <w:uiPriority w:val="99"/>
+    <w:unhideWhenUsed/>
+    <w:rsid w:val="00692162"/>
+    <w:rPr>
+      <w:color w:val="0000FF" w:themeColor="hyperlink"/>
+      <w:u w:val="single"/>
+    </w:rPr>
+  </w:style>
+  <w:style w:type="character" w:styleId="UnresolvedMention">
+    <w:name w:val="Unresolved Mention"/>
+    <w:basedOn w:val="DefaultParagraphFont"/>
+    <w:uiPriority w:val="99"/>
+    <w:semiHidden/>
+    <w:unhideWhenUsed/>
+    <w:rsid w:val="00692162"/>
+    <w:rPr>
+      <w:color w:val="605E5C"/>
+      <w:shd w:val="clear" w:color="auto" w:fill="E1DFDD"/>
+    </w:rPr>
+  </w:style>
 </w:styles>
 </file>
 
